--- a/docs/exports/20-GAMEKIT.docx
+++ b/docs/exports/20-GAMEKIT.docx
@@ -24,133 +24,133 @@
       </w:pPr>
       <w:r>
         <w:rPr>
+          <w:i/>
           <w:iCs/>
+        </w:rPr>
+        <w:t xml:space="preserve">The reference of</w:t>
+      </w:r>
+      <w:r>
+        <w:rPr>
           <w:i/>
-        </w:rPr>
-        <w:t xml:space="preserve">The reference of</w:t>
-      </w:r>
-      <w:r>
-        <w:rPr>
           <w:iCs/>
+        </w:rPr>
+        <w:t xml:space="preserve"> </w:t>
+      </w:r>
+      <w:r>
+        <w:rPr>
+          <w:b/>
+          <w:bCs/>
           <w:i/>
-        </w:rPr>
-        <w:t xml:space="preserve"> </w:t>
-      </w:r>
-      <w:r>
-        <w:rPr>
-          <w:bCs/>
-          <w:b/>
           <w:iCs/>
+        </w:rPr>
+        <w:t xml:space="preserve">GameKit</w:t>
+      </w:r>
+      <w:r>
+        <w:rPr>
           <w:i/>
-        </w:rPr>
-        <w:t xml:space="preserve">GameKit</w:t>
-      </w:r>
-      <w:r>
-        <w:rPr>
           <w:iCs/>
+        </w:rPr>
+        <w:t xml:space="preserve"> </w:t>
+      </w:r>
+      <w:r>
+        <w:rPr>
           <w:i/>
-        </w:rPr>
-        <w:t xml:space="preserve"> </w:t>
-      </w:r>
-      <w:r>
-        <w:rPr>
           <w:iCs/>
+        </w:rPr>
+        <w:t xml:space="preserve">(</w:t>
+      </w:r>
+      <w:r>
+        <w:rPr>
+          <w:rStyle w:val="VerbatimChar"/>
           <w:i/>
-        </w:rPr>
-        <w:t xml:space="preserve">(</w:t>
+          <w:iCs/>
+        </w:rPr>
+        <w:t xml:space="preserve">SD:/lib/gamekit.so</w:t>
+      </w:r>
+      <w:r>
+        <w:rPr>
+          <w:i/>
+          <w:iCs/>
+        </w:rPr>
+        <w:t xml:space="preserve">,</w:t>
+      </w:r>
+      <w:r>
+        <w:rPr>
+          <w:i/>
+          <w:iCs/>
+        </w:rPr>
+        <w:t xml:space="preserve"> </w:t>
       </w:r>
       <w:r>
         <w:rPr>
           <w:rStyle w:val="VerbatimChar"/>
+          <w:i/>
           <w:iCs/>
+        </w:rPr>
+        <w:t xml:space="preserve">user/Kits/gamekit</w:t>
+      </w:r>
+      <w:r>
+        <w:rPr>
           <w:i/>
-        </w:rPr>
-        <w:t xml:space="preserve">SD:/lib/gamekit.so</w:t>
-      </w:r>
-      <w:r>
-        <w:rPr>
           <w:iCs/>
+        </w:rPr>
+        <w:t xml:space="preserve">): what it is for, how a program uses it, and every operation it exposes. The operations' part is made from the kit's headers by</w:t>
+      </w:r>
+      <w:r>
+        <w:rPr>
           <w:i/>
-        </w:rPr>
-        <w:t xml:space="preserve">,</w:t>
-      </w:r>
-      <w:r>
-        <w:rPr>
           <w:iCs/>
+        </w:rPr>
+        <w:t xml:space="preserve"> </w:t>
+      </w:r>
+      <w:r>
+        <w:rPr>
+          <w:rStyle w:val="VerbatimChar"/>
           <w:i/>
-        </w:rPr>
-        <w:t xml:space="preserve"> </w:t>
-      </w:r>
-      <w:r>
-        <w:rPr>
-          <w:rStyle w:val="VerbatimChar"/>
           <w:iCs/>
+        </w:rPr>
+        <w:t xml:space="preserve">tools/docgen/kitdocs.py</w:t>
+      </w:r>
+      <w:r>
+        <w:rPr>
           <w:i/>
-        </w:rPr>
-        <w:t xml:space="preserve">user/Kits/gamekit</w:t>
-      </w:r>
-      <w:r>
-        <w:rPr>
           <w:iCs/>
+        </w:rPr>
+        <w:t xml:space="preserve"> </w:t>
+      </w:r>
+      <w:r>
+        <w:rPr>
           <w:i/>
-        </w:rPr>
-        <w:t xml:space="preserve">): what it is for, how a program uses it, and every operation it exposes. The operations' part is made from the kit's headers by</w:t>
-      </w:r>
-      <w:r>
-        <w:rPr>
           <w:iCs/>
+        </w:rPr>
+        <w:t xml:space="preserve">— the headers are the source. Overview of all the kits:</w:t>
+      </w:r>
+      <w:r>
+        <w:rPr>
           <w:i/>
-        </w:rPr>
-        <w:t xml:space="preserve"> </w:t>
-      </w:r>
-      <w:r>
-        <w:rPr>
-          <w:rStyle w:val="VerbatimChar"/>
           <w:iCs/>
-          <w:i/>
-        </w:rPr>
-        <w:t xml:space="preserve">tools/docgen/kitdocs.py</w:t>
-      </w:r>
-      <w:r>
-        <w:rPr>
-          <w:iCs/>
-          <w:i/>
-        </w:rPr>
-        <w:t xml:space="preserve"> </w:t>
-      </w:r>
-      <w:r>
-        <w:rPr>
-          <w:iCs/>
-          <w:i/>
-        </w:rPr>
-        <w:t xml:space="preserve">— the headers are the source. Overview of all the kits:</w:t>
-      </w:r>
-      <w:r>
-        <w:rPr>
-          <w:iCs/>
-          <w:i/>
-        </w:rPr>
-        <w:t xml:space="preserve"> </w:t>
-      </w:r>
-      <w:hyperlink r:id="rId20">
+        </w:rPr>
+        <w:t xml:space="preserve"> </w:t>
+      </w:r>
+      <w:hyperlink r:id="rId18">
         <w:r>
           <w:rPr>
             <w:rStyle w:val="Hyperlink"/>
+            <w:i/>
             <w:iCs/>
-            <w:i/>
           </w:rPr>
           <w:t xml:space="preserve">The Kits</w:t>
         </w:r>
       </w:hyperlink>
       <w:r>
         <w:rPr>
+          <w:i/>
           <w:iCs/>
-          <w:i/>
         </w:rPr>
         <w:t xml:space="preserve">.</w:t>
       </w:r>
     </w:p>
-    <w:bookmarkStart w:id="21" w:name="contents"/>
+    <w:bookmarkStart w:id="19" w:name="contents"/>
     <w:p>
       <w:pPr>
         <w:pStyle w:val="Heading2"/>
@@ -161,11 +161,11 @@
     </w:p>
     <w:p>
       <w:pPr>
+        <w:pStyle w:val="Compact"/>
         <w:numPr>
           <w:ilvl w:val="0"/>
           <w:numId w:val="1001"/>
         </w:numPr>
-        <w:pStyle w:val="Compact"/>
       </w:pPr>
       <w:hyperlink w:anchor="what-it-is">
         <w:r>
@@ -178,11 +178,11 @@
     </w:p>
     <w:p>
       <w:pPr>
+        <w:pStyle w:val="Compact"/>
         <w:numPr>
           <w:ilvl w:val="0"/>
           <w:numId w:val="1001"/>
         </w:numPr>
-        <w:pStyle w:val="Compact"/>
       </w:pPr>
       <w:hyperlink w:anchor="using-it">
         <w:r>
@@ -195,11 +195,11 @@
     </w:p>
     <w:p>
       <w:pPr>
+        <w:pStyle w:val="Compact"/>
         <w:numPr>
           <w:ilvl w:val="0"/>
           <w:numId w:val="1001"/>
         </w:numPr>
-        <w:pStyle w:val="Compact"/>
       </w:pPr>
       <w:hyperlink w:anchor="index">
         <w:r>
@@ -212,11 +212,11 @@
     </w:p>
     <w:p>
       <w:pPr>
+        <w:pStyle w:val="Compact"/>
         <w:numPr>
           <w:ilvl w:val="0"/>
           <w:numId w:val="1001"/>
         </w:numPr>
-        <w:pStyle w:val="Compact"/>
       </w:pPr>
       <w:hyperlink w:anchor="gamekitgamekith">
         <w:r>
@@ -234,8 +234,8 @@
         </w:pict>
       </w:r>
     </w:p>
-    <w:bookmarkEnd w:id="21"/>
-    <w:bookmarkStart w:id="22" w:name="what-it-is"/>
+    <w:bookmarkEnd w:id="19"/>
+    <w:bookmarkStart w:id="20" w:name="what-it-is"/>
     <w:p>
       <w:pPr>
         <w:pStyle w:val="Heading2"/>
@@ -269,7 +269,6 @@
         <w:tblStyle w:val="Table"/>
         <w:tblW w:type="auto" w:w="0"/>
         <w:tblLook w:firstRow="1" w:lastRow="0" w:firstColumn="0" w:lastColumn="0" w:noHBand="0" w:noVBand="0" w:val="0020"/>
-        <w:jc w:val="start"/>
       </w:tblPr>
       <w:tblGrid>
         <w:gridCol w:w="3960"/>
@@ -277,7 +276,7 @@
       </w:tblGrid>
       <w:tr>
         <w:trPr>
-          <w:tblHeader w:val="true"/>
+          <w:tblHeader w:val="on"/>
         </w:trPr>
         <w:tc>
           <w:tcPr/>
@@ -302,7 +301,6 @@
           <w:p>
             <w:pPr>
               <w:pStyle w:val="Compact"/>
-              <w:jc w:val="left"/>
             </w:pPr>
             <w:r>
               <w:t xml:space="preserve">Include</w:t>
@@ -314,7 +312,6 @@
           <w:p>
             <w:pPr>
               <w:pStyle w:val="Compact"/>
-              <w:jc w:val="left"/>
             </w:pPr>
             <w:r>
               <w:rPr>
@@ -331,7 +328,6 @@
           <w:p>
             <w:pPr>
               <w:pStyle w:val="Compact"/>
-              <w:jc w:val="left"/>
             </w:pPr>
             <w:r>
               <w:t xml:space="preserve">Link</w:t>
@@ -343,7 +339,6 @@
           <w:p>
             <w:pPr>
               <w:pStyle w:val="Compact"/>
-              <w:jc w:val="left"/>
             </w:pPr>
             <w:r>
               <w:rPr>
@@ -381,7 +376,6 @@
           <w:p>
             <w:pPr>
               <w:pStyle w:val="Compact"/>
-              <w:jc w:val="left"/>
             </w:pPr>
             <w:r>
               <w:t xml:space="preserve">Library</w:t>
@@ -393,7 +387,6 @@
           <w:p>
             <w:pPr>
               <w:pStyle w:val="Compact"/>
-              <w:jc w:val="left"/>
             </w:pPr>
             <w:r>
               <w:rPr>
@@ -425,7 +418,6 @@
           <w:p>
             <w:pPr>
               <w:pStyle w:val="Compact"/>
-              <w:jc w:val="left"/>
             </w:pPr>
             <w:r>
               <w:t xml:space="preserve">Sources</w:t>
@@ -437,7 +429,6 @@
           <w:p>
             <w:pPr>
               <w:pStyle w:val="Compact"/>
-              <w:jc w:val="left"/>
             </w:pPr>
             <w:r>
               <w:rPr>
@@ -449,8 +440,8 @@
         </w:tc>
       </w:tr>
     </w:tbl>
-    <w:bookmarkEnd w:id="22"/>
-    <w:bookmarkStart w:id="23" w:name="using-it"/>
+    <w:bookmarkEnd w:id="20"/>
+    <w:bookmarkStart w:id="21" w:name="using-it"/>
     <w:p>
       <w:pPr>
         <w:pStyle w:val="Heading2"/>
@@ -471,34 +462,92 @@
       </w:r>
       <w:r>
         <w:rPr>
+          <w:b/>
           <w:bCs/>
+        </w:rPr>
+        <w:t xml:space="preserve">the consoles</w:t>
+      </w:r>
+      <w:r>
+        <w:t xml:space="preserve"> </w:t>
+      </w:r>
+      <w:r>
+        <w:t xml:space="preserve">the installed emulators play</w:t>
+      </w:r>
+      <w:r>
+        <w:t xml:space="preserve"> </w:t>
+      </w:r>
+      <w:r>
+        <w:t xml:space="preserve">(each emulator's</w:t>
+      </w:r>
+      <w:r>
+        <w:t xml:space="preserve"> </w:t>
+      </w:r>
+      <w:r>
+        <w:rPr>
+          <w:rStyle w:val="VerbatimChar"/>
+        </w:rPr>
+        <w:t xml:space="preserve">app.txt</w:t>
+      </w:r>
+      <w:r>
+        <w:t xml:space="preserve">:</w:t>
+      </w:r>
+      <w:r>
+        <w:t xml:space="preserve"> </w:t>
+      </w:r>
+      <w:r>
+        <w:rPr>
+          <w:rStyle w:val="VerbatimChar"/>
+        </w:rPr>
+        <w:t xml:space="preserve">games = Game Boy Color: gbc; Game Boy: gb</w:t>
+      </w:r>
+      <w:r>
+        <w:t xml:space="preserve">,</w:t>
+      </w:r>
+      <w:r>
+        <w:t xml:space="preserve"> </w:t>
+      </w:r>
+      <w:r>
+        <w:rPr>
+          <w:rStyle w:val="VerbatimChar"/>
+        </w:rPr>
+        <w:t xml:space="preserve">order = 50</w:t>
+      </w:r>
+      <w:r>
+        <w:t xml:space="preserve"> </w:t>
+      </w:r>
+      <w:r>
+        <w:t xml:space="preserve">— an emulator's package</w:t>
+      </w:r>
+      <w:r>
+        <w:t xml:space="preserve"> </w:t>
+      </w:r>
+      <w:r>
+        <w:t xml:space="preserve">installed, its console appears),</w:t>
+      </w:r>
+      <w:r>
+        <w:t xml:space="preserve"> </w:t>
+      </w:r>
+      <w:r>
+        <w:rPr>
           <w:b/>
-        </w:rPr>
-        <w:t xml:space="preserve">the consoles</w:t>
-      </w:r>
-      <w:r>
-        <w:t xml:space="preserve"> </w:t>
-      </w:r>
-      <w:r>
-        <w:t xml:space="preserve">the installed emulators play</w:t>
-      </w:r>
-      <w:r>
-        <w:t xml:space="preserve"> </w:t>
-      </w:r>
-      <w:r>
-        <w:t xml:space="preserve">(each emulator's</w:t>
-      </w:r>
-      <w:r>
-        <w:t xml:space="preserve"> </w:t>
+          <w:bCs/>
+        </w:rPr>
+        <w:t xml:space="preserve">the watched folders</w:t>
+      </w:r>
+      <w:r>
+        <w:t xml:space="preserve"> </w:t>
+      </w:r>
+      <w:r>
+        <w:t xml:space="preserve">(</w:t>
       </w:r>
       <w:r>
         <w:rPr>
           <w:rStyle w:val="VerbatimChar"/>
         </w:rPr>
-        <w:t xml:space="preserve">app.txt</w:t>
-      </w:r>
-      <w:r>
-        <w:t xml:space="preserve">:</w:t>
+        <w:t xml:space="preserve">SD:/apps/gamelib.app/config.ini</w:t>
+      </w:r>
+      <w:r>
+        <w:t xml:space="preserve">, one</w:t>
       </w:r>
       <w:r>
         <w:t xml:space="preserve"> </w:t>
@@ -507,10 +556,13 @@
         <w:rPr>
           <w:rStyle w:val="VerbatimChar"/>
         </w:rPr>
-        <w:t xml:space="preserve">games = Game Boy Color: gbc; Game Boy: gb</w:t>
-      </w:r>
-      <w:r>
-        <w:t xml:space="preserve">,</w:t>
+        <w:t xml:space="preserve">folder =</w:t>
+      </w:r>
+      <w:r>
+        <w:t xml:space="preserve"> </w:t>
+      </w:r>
+      <w:r>
+        <w:t xml:space="preserve">line each;</w:t>
       </w:r>
       <w:r>
         <w:t xml:space="preserve"> </w:t>
@@ -519,143 +571,82 @@
         <w:rPr>
           <w:rStyle w:val="VerbatimChar"/>
         </w:rPr>
-        <w:t xml:space="preserve">order = 50</w:t>
-      </w:r>
-      <w:r>
-        <w:t xml:space="preserve"> </w:t>
-      </w:r>
-      <w:r>
-        <w:t xml:space="preserve">— an emulator's package</w:t>
-      </w:r>
-      <w:r>
-        <w:t xml:space="preserve"> </w:t>
-      </w:r>
-      <w:r>
-        <w:t xml:space="preserve">installed, its console appears),</w:t>
-      </w:r>
-      <w:r>
-        <w:t xml:space="preserve"> </w:t>
-      </w:r>
-      <w:r>
-        <w:rPr>
+        <w:t xml:space="preserve">SD:/roms</w:t>
+      </w:r>
+      <w:r>
+        <w:t xml:space="preserve"> </w:t>
+      </w:r>
+      <w:r>
+        <w:t xml:space="preserve">when none is said),</w:t>
+      </w:r>
+      <w:r>
+        <w:t xml:space="preserve"> </w:t>
+      </w:r>
+      <w:r>
+        <w:rPr>
+          <w:b/>
           <w:bCs/>
+        </w:rPr>
+        <w:t xml:space="preserve">the ROMs</w:t>
+      </w:r>
+      <w:r>
+        <w:t xml:space="preserve"> </w:t>
+      </w:r>
+      <w:r>
+        <w:t xml:space="preserve">found in them and their sub-folders by their extension — sorted by console,</w:t>
+      </w:r>
+      <w:r>
+        <w:t xml:space="preserve"> </w:t>
+      </w:r>
+      <w:r>
+        <w:t xml:space="preserve">then by name, each with a name to show (</w:t>
+      </w:r>
+      <w:r>
+        <w:rPr>
+          <w:rStyle w:val="VerbatimChar"/>
+        </w:rPr>
+        <w:t xml:space="preserve">ZeldaOracleOfSeason.gbc</w:t>
+      </w:r>
+      <w:r>
+        <w:t xml:space="preserve"> </w:t>
+      </w:r>
+      <w:r>
+        <w:t xml:space="preserve">→</w:t>
+      </w:r>
+      <w:r>
+        <w:t xml:space="preserve"> </w:t>
+      </w:r>
+      <w:r>
+        <w:rPr>
+          <w:i/>
+          <w:iCs/>
+        </w:rPr>
+        <w:t xml:space="preserve">Zelda Oracle Of Season</w:t>
+      </w:r>
+      <w:r>
+        <w:t xml:space="preserve">) — and</w:t>
+      </w:r>
+      <w:r>
+        <w:t xml:space="preserve"> </w:t>
+      </w:r>
+      <w:r>
+        <w:rPr>
           <w:b/>
-        </w:rPr>
-        <w:t xml:space="preserve">the watched folders</w:t>
-      </w:r>
-      <w:r>
-        <w:t xml:space="preserve"> </w:t>
-      </w:r>
-      <w:r>
-        <w:t xml:space="preserve">(</w:t>
-      </w:r>
-      <w:r>
-        <w:rPr>
-          <w:rStyle w:val="VerbatimChar"/>
-        </w:rPr>
-        <w:t xml:space="preserve">SD:/apps/gamelib.app/config.ini</w:t>
-      </w:r>
-      <w:r>
-        <w:t xml:space="preserve">, one</w:t>
-      </w:r>
-      <w:r>
-        <w:t xml:space="preserve"> </w:t>
-      </w:r>
-      <w:r>
-        <w:rPr>
-          <w:rStyle w:val="VerbatimChar"/>
-        </w:rPr>
-        <w:t xml:space="preserve">folder =</w:t>
-      </w:r>
-      <w:r>
-        <w:t xml:space="preserve"> </w:t>
-      </w:r>
-      <w:r>
-        <w:t xml:space="preserve">line each;</w:t>
-      </w:r>
-      <w:r>
-        <w:t xml:space="preserve"> </w:t>
-      </w:r>
-      <w:r>
-        <w:rPr>
-          <w:rStyle w:val="VerbatimChar"/>
-        </w:rPr>
-        <w:t xml:space="preserve">SD:/roms</w:t>
-      </w:r>
-      <w:r>
-        <w:t xml:space="preserve"> </w:t>
-      </w:r>
-      <w:r>
-        <w:t xml:space="preserve">when none is said),</w:t>
-      </w:r>
-      <w:r>
-        <w:t xml:space="preserve"> </w:t>
-      </w:r>
-      <w:r>
-        <w:rPr>
           <w:bCs/>
+        </w:rPr>
+        <w:t xml:space="preserve">their</w:t>
+      </w:r>
+      <w:r>
+        <w:rPr>
           <w:b/>
-        </w:rPr>
-        <w:t xml:space="preserve">the ROMs</w:t>
-      </w:r>
-      <w:r>
-        <w:t xml:space="preserve"> </w:t>
-      </w:r>
-      <w:r>
-        <w:t xml:space="preserve">found in them and their sub-folders by their extension — sorted by console,</w:t>
-      </w:r>
-      <w:r>
-        <w:t xml:space="preserve"> </w:t>
-      </w:r>
-      <w:r>
-        <w:t xml:space="preserve">then by name, each with a name to show (</w:t>
-      </w:r>
-      <w:r>
-        <w:rPr>
-          <w:rStyle w:val="VerbatimChar"/>
-        </w:rPr>
-        <w:t xml:space="preserve">ZeldaOracleOfSeason.gbc</w:t>
-      </w:r>
-      <w:r>
-        <w:t xml:space="preserve"> </w:t>
-      </w:r>
-      <w:r>
-        <w:t xml:space="preserve">→</w:t>
-      </w:r>
-      <w:r>
-        <w:t xml:space="preserve"> </w:t>
-      </w:r>
-      <w:r>
-        <w:rPr>
-          <w:iCs/>
-          <w:i/>
-        </w:rPr>
-        <w:t xml:space="preserve">Zelda Oracle Of Season</w:t>
-      </w:r>
-      <w:r>
-        <w:t xml:space="preserve">) — and</w:t>
-      </w:r>
-      <w:r>
-        <w:t xml:space="preserve"> </w:t>
-      </w:r>
-      <w:r>
-        <w:rPr>
           <w:bCs/>
+        </w:rPr>
+        <w:t xml:space="preserve"> </w:t>
+      </w:r>
+      <w:r>
+        <w:rPr>
           <w:b/>
-        </w:rPr>
-        <w:t xml:space="preserve">their</w:t>
-      </w:r>
-      <w:r>
-        <w:rPr>
           <w:bCs/>
-          <w:b/>
-        </w:rPr>
-        <w:t xml:space="preserve"> </w:t>
-      </w:r>
-      <w:r>
-        <w:rPr>
-          <w:bCs/>
-          <w:b/>
         </w:rPr>
         <w:t xml:space="preserve">pictures</w:t>
       </w:r>
@@ -699,8 +690,8 @@
       </w:pPr>
       <w:r>
         <w:rPr>
+          <w:b/>
           <w:bCs/>
-          <w:b/>
         </w:rPr>
         <w:t xml:space="preserve">Every Game Boy Advance game, its picture</w:t>
       </w:r>
@@ -1672,8 +1663,8 @@
         <w:t xml:space="preserve">.</w:t>
       </w:r>
     </w:p>
-    <w:bookmarkEnd w:id="23"/>
-    <w:bookmarkStart w:id="24" w:name="index"/>
+    <w:bookmarkEnd w:id="21"/>
+    <w:bookmarkStart w:id="22" w:name="index"/>
     <w:p>
       <w:pPr>
         <w:pStyle w:val="Heading2"/>
@@ -1695,7 +1686,6 @@
         <w:tblStyle w:val="Table"/>
         <w:tblW w:type="auto" w:w="0"/>
         <w:tblLook w:firstRow="1" w:lastRow="0" w:firstColumn="0" w:lastColumn="0" w:noHBand="0" w:noVBand="0" w:val="0020"/>
-        <w:jc w:val="start"/>
       </w:tblPr>
       <w:tblGrid>
         <w:gridCol w:w="2640"/>
@@ -1704,14 +1694,13 @@
       </w:tblGrid>
       <w:tr>
         <w:trPr>
-          <w:tblHeader w:val="true"/>
+          <w:tblHeader w:val="on"/>
         </w:trPr>
         <w:tc>
           <w:tcPr/>
           <w:p>
             <w:pPr>
               <w:pStyle w:val="Compact"/>
-              <w:jc w:val="left"/>
             </w:pPr>
             <w:r>
               <w:t xml:space="preserve">Name</w:t>
@@ -1723,7 +1712,6 @@
           <w:p>
             <w:pPr>
               <w:pStyle w:val="Compact"/>
-              <w:jc w:val="left"/>
             </w:pPr>
             <w:r>
               <w:t xml:space="preserve">What it does</w:t>
@@ -1735,7 +1723,6 @@
           <w:p>
             <w:pPr>
               <w:pStyle w:val="Compact"/>
-              <w:jc w:val="left"/>
             </w:pPr>
             <w:r>
               <w:t xml:space="preserve">Header</w:t>
@@ -1749,7 +1736,6 @@
           <w:p>
             <w:pPr>
               <w:pStyle w:val="Compact"/>
-              <w:jc w:val="left"/>
             </w:pPr>
             <w:r>
               <w:rPr>
@@ -1764,7 +1750,6 @@
           <w:p>
             <w:pPr>
               <w:pStyle w:val="Compact"/>
-              <w:jc w:val="left"/>
             </w:pPr>
             <w:r>
               <w:t xml:space="preserve">(a type)</w:t>
@@ -1776,7 +1761,6 @@
           <w:p>
             <w:pPr>
               <w:pStyle w:val="Compact"/>
-              <w:jc w:val="left"/>
             </w:pPr>
             <w:r>
               <w:rPr>
@@ -1793,7 +1777,6 @@
           <w:p>
             <w:pPr>
               <w:pStyle w:val="Compact"/>
-              <w:jc w:val="left"/>
             </w:pPr>
             <w:r>
               <w:rPr>
@@ -1808,7 +1791,6 @@
           <w:p>
             <w:pPr>
               <w:pStyle w:val="Compact"/>
-              <w:jc w:val="left"/>
             </w:pPr>
             <w:r>
               <w:t xml:space="preserve">(a type)</w:t>
@@ -1820,7 +1802,6 @@
           <w:p>
             <w:pPr>
               <w:pStyle w:val="Compact"/>
-              <w:jc w:val="left"/>
             </w:pPr>
             <w:r>
               <w:rPr>
@@ -1837,7 +1818,6 @@
           <w:p>
             <w:pPr>
               <w:pStyle w:val="Compact"/>
-              <w:jc w:val="left"/>
             </w:pPr>
             <w:r>
               <w:rPr>
@@ -1852,7 +1832,6 @@
           <w:p>
             <w:pPr>
               <w:pStyle w:val="Compact"/>
-              <w:jc w:val="left"/>
             </w:pPr>
             <w:r>
               <w:t xml:space="preserve">The consoles of the installed emulators (SD:/apps/*.app/app.txt with a</w:t>
@@ -1879,7 +1858,6 @@
           <w:p>
             <w:pPr>
               <w:pStyle w:val="Compact"/>
-              <w:jc w:val="left"/>
             </w:pPr>
             <w:r>
               <w:rPr>
@@ -1896,7 +1874,6 @@
           <w:p>
             <w:pPr>
               <w:pStyle w:val="Compact"/>
-              <w:jc w:val="left"/>
             </w:pPr>
             <w:r>
               <w:rPr>
@@ -1911,7 +1888,6 @@
           <w:p>
             <w:pPr>
               <w:pStyle w:val="Compact"/>
-              <w:jc w:val="left"/>
             </w:pPr>
             <w:r>
               <w:t xml:space="preserve">The watched folders (GAMES_CONFIG</w:t>
@@ -1923,7 +1899,6 @@
           <w:p>
             <w:pPr>
               <w:pStyle w:val="Compact"/>
-              <w:jc w:val="left"/>
             </w:pPr>
             <w:r>
               <w:rPr>
@@ -1940,7 +1915,6 @@
           <w:p>
             <w:pPr>
               <w:pStyle w:val="Compact"/>
-              <w:jc w:val="left"/>
             </w:pPr>
             <w:r>
               <w:rPr>
@@ -1955,7 +1929,6 @@
           <w:p>
             <w:pPr>
               <w:pStyle w:val="Compact"/>
-              <w:jc w:val="left"/>
             </w:pPr>
             <w:r>
               <w:t xml:space="preserve">The watched folders written (GAMES_CONFIG</w:t>
@@ -1967,7 +1940,6 @@
           <w:p>
             <w:pPr>
               <w:pStyle w:val="Compact"/>
-              <w:jc w:val="left"/>
             </w:pPr>
             <w:r>
               <w:rPr>
@@ -1984,7 +1956,6 @@
           <w:p>
             <w:pPr>
               <w:pStyle w:val="Compact"/>
-              <w:jc w:val="left"/>
             </w:pPr>
             <w:r>
               <w:rPr>
@@ -1999,7 +1970,6 @@
           <w:p>
             <w:pPr>
               <w:pStyle w:val="Compact"/>
-              <w:jc w:val="left"/>
             </w:pPr>
             <w:r>
               <w:t xml:space="preserve">The console of a file by its extension -&gt; its index in sys, -1 none.</w:t>
@@ -2011,7 +1981,6 @@
           <w:p>
             <w:pPr>
               <w:pStyle w:val="Compact"/>
-              <w:jc w:val="left"/>
             </w:pPr>
             <w:r>
               <w:rPr>
@@ -2028,7 +1997,6 @@
           <w:p>
             <w:pPr>
               <w:pStyle w:val="Compact"/>
-              <w:jc w:val="left"/>
             </w:pPr>
             <w:r>
               <w:rPr>
@@ -2043,7 +2011,6 @@
           <w:p>
             <w:pPr>
               <w:pStyle w:val="Compact"/>
-              <w:jc w:val="left"/>
             </w:pPr>
             <w:r>
               <w:t xml:space="preserve">A file's name to show</w:t>
@@ -2055,7 +2022,6 @@
           <w:p>
             <w:pPr>
               <w:pStyle w:val="Compact"/>
-              <w:jc w:val="left"/>
             </w:pPr>
             <w:r>
               <w:rPr>
@@ -2072,7 +2038,6 @@
           <w:p>
             <w:pPr>
               <w:pStyle w:val="Compact"/>
-              <w:jc w:val="left"/>
             </w:pPr>
             <w:r>
               <w:rPr>
@@ -2087,7 +2052,6 @@
           <w:p>
             <w:pPr>
               <w:pStyle w:val="Compact"/>
-              <w:jc w:val="left"/>
             </w:pPr>
             <w:r>
               <w:t xml:space="preserve">The ROMs of the folders (6 sub-folders deep at most), sorted by console (sys's order) then by name -&gt; how many.</w:t>
@@ -2099,7 +2063,6 @@
           <w:p>
             <w:pPr>
               <w:pStyle w:val="Compact"/>
-              <w:jc w:val="left"/>
             </w:pPr>
             <w:r>
               <w:rPr>
@@ -2116,7 +2079,6 @@
           <w:p>
             <w:pPr>
               <w:pStyle w:val="Compact"/>
-              <w:jc w:val="left"/>
             </w:pPr>
             <w:r>
               <w:rPr>
@@ -2131,7 +2093,6 @@
           <w:p>
             <w:pPr>
               <w:pStyle w:val="Compact"/>
-              <w:jc w:val="left"/>
             </w:pPr>
             <w:r>
               <w:t xml:space="preserve">A game's picture</w:t>
@@ -2143,7 +2104,6 @@
           <w:p>
             <w:pPr>
               <w:pStyle w:val="Compact"/>
-              <w:jc w:val="left"/>
             </w:pPr>
             <w:r>
               <w:rPr>
@@ -2160,7 +2120,6 @@
           <w:p>
             <w:pPr>
               <w:pStyle w:val="Compact"/>
-              <w:jc w:val="left"/>
             </w:pPr>
             <w:r>
               <w:rPr>
@@ -2175,7 +2134,6 @@
           <w:p>
             <w:pPr>
               <w:pStyle w:val="Compact"/>
-              <w:jc w:val="left"/>
             </w:pPr>
             <w:r>
               <w:t xml:space="preserve">A game's picture</w:t>
@@ -2187,7 +2145,6 @@
           <w:p>
             <w:pPr>
               <w:pStyle w:val="Compact"/>
-              <w:jc w:val="left"/>
             </w:pPr>
             <w:r>
               <w:rPr>
@@ -2204,7 +2161,6 @@
           <w:p>
             <w:pPr>
               <w:pStyle w:val="Compact"/>
-              <w:jc w:val="left"/>
             </w:pPr>
             <w:r>
               <w:rPr>
@@ -2219,7 +2175,6 @@
           <w:p>
             <w:pPr>
               <w:pStyle w:val="Compact"/>
-              <w:jc w:val="left"/>
             </w:pPr>
             <w:r>
               <w:t xml:space="preserve">A game's picture</w:t>
@@ -2231,7 +2186,6 @@
           <w:p>
             <w:pPr>
               <w:pStyle w:val="Compact"/>
-              <w:jc w:val="left"/>
             </w:pPr>
             <w:r>
               <w:rPr>
@@ -2250,8 +2204,8 @@
         </w:pict>
       </w:r>
     </w:p>
-    <w:bookmarkEnd w:id="24"/>
-    <w:bookmarkStart w:id="25" w:name="gamekitgamekith"/>
+    <w:bookmarkEnd w:id="22"/>
+    <w:bookmarkStart w:id="23" w:name="gamekitgamekith"/>
     <w:p>
       <w:pPr>
         <w:pStyle w:val="Heading2"/>
@@ -4225,7 +4179,7 @@
         <w:t xml:space="preserve">#endif</w:t>
       </w:r>
     </w:p>
-    <w:bookmarkEnd w:id="25"/>
+    <w:bookmarkEnd w:id="23"/>
     <w:sectPr>
       <w:footerReference r:id="rId9" w:type="default"/>
       <w:footnotePr>
@@ -4307,14 +4261,14 @@
 <file path=word/numbering.xml><?xml version="1.0" encoding="utf-8"?>
 <w:numbering xmlns:w="http://schemas.openxmlformats.org/wordprocessingml/2006/main">
   <w:abstractNum w:abstractNumId="990">
-    <w:nsid w:val="A990"/>
+    <w:nsid w:val="0000A990"/>
     <w:multiLevelType w:val="multilevel"/>
     <w:lvl w:ilvl="0">
       <w:numFmt w:val="bullet"/>
       <w:lvlText w:val=" "/>
       <w:lvlJc w:val="left"/>
       <w:pPr>
-        <w:ind w:left="720" w:hanging="480"/>
+        <w:ind w:left="720" w:hanging="360"/>
       </w:pPr>
     </w:lvl>
     <w:lvl w:ilvl="1">
@@ -4322,7 +4276,7 @@
       <w:lvlText w:val=" "/>
       <w:lvlJc w:val="left"/>
       <w:pPr>
-        <w:ind w:left="1440" w:hanging="480"/>
+        <w:ind w:left="1440" w:hanging="360"/>
       </w:pPr>
     </w:lvl>
     <w:lvl w:ilvl="2">
@@ -4330,7 +4284,7 @@
       <w:lvlText w:val=" "/>
       <w:lvlJc w:val="left"/>
       <w:pPr>
-        <w:ind w:left="2160" w:hanging="480"/>
+        <w:ind w:left="2160" w:hanging="360"/>
       </w:pPr>
     </w:lvl>
     <w:lvl w:ilvl="3">
@@ -4338,7 +4292,7 @@
       <w:lvlText w:val=" "/>
       <w:lvlJc w:val="left"/>
       <w:pPr>
-        <w:ind w:left="2880" w:hanging="480"/>
+        <w:ind w:left="2880" w:hanging="360"/>
       </w:pPr>
     </w:lvl>
     <w:lvl w:ilvl="4">
@@ -4346,7 +4300,7 @@
       <w:lvlText w:val=" "/>
       <w:lvlJc w:val="left"/>
       <w:pPr>
-        <w:ind w:left="3600" w:hanging="480"/>
+        <w:ind w:left="3600" w:hanging="360"/>
       </w:pPr>
     </w:lvl>
     <w:lvl w:ilvl="5">
@@ -4354,7 +4308,7 @@
       <w:lvlText w:val=" "/>
       <w:lvlJc w:val="left"/>
       <w:pPr>
-        <w:ind w:left="4320" w:hanging="480"/>
+        <w:ind w:left="4320" w:hanging="360"/>
       </w:pPr>
     </w:lvl>
     <w:lvl w:ilvl="6">
@@ -4362,7 +4316,7 @@
       <w:lvlText w:val=" "/>
       <w:lvlJc w:val="left"/>
       <w:pPr>
-        <w:ind w:left="5040" w:hanging="480"/>
+        <w:ind w:left="5040" w:hanging="360"/>
       </w:pPr>
     </w:lvl>
     <w:lvl w:ilvl="7">
@@ -4370,7 +4324,7 @@
       <w:lvlText w:val=" "/>
       <w:lvlJc w:val="left"/>
       <w:pPr>
-        <w:ind w:left="5760" w:hanging="480"/>
+        <w:ind w:left="5760" w:hanging="360"/>
       </w:pPr>
     </w:lvl>
     <w:lvl w:ilvl="8">
@@ -4378,12 +4332,12 @@
       <w:lvlText w:val=" "/>
       <w:lvlJc w:val="left"/>
       <w:pPr>
-        <w:ind w:left="6480" w:hanging="480"/>
+        <w:ind w:left="6480" w:hanging="360"/>
       </w:pPr>
     </w:lvl>
   </w:abstractNum>
   <w:abstractNum w:abstractNumId="99411">
-    <w:nsid w:val="A99411"/>
+    <w:nsid w:val="00A99411"/>
     <w:multiLevelType w:val="multilevel"/>
     <w:lvl w:ilvl="0">
       <w:start w:val="1"/>
@@ -4391,7 +4345,7 @@
       <w:lvlText w:val="%1."/>
       <w:lvlJc w:val="left"/>
       <w:pPr>
-        <w:ind w:left="720" w:hanging="480"/>
+        <w:ind w:left="720" w:hanging="360"/>
       </w:pPr>
     </w:lvl>
     <w:lvl w:ilvl="1">
@@ -4400,7 +4354,7 @@
       <w:lvlText w:val="%2."/>
       <w:lvlJc w:val="left"/>
       <w:pPr>
-        <w:ind w:left="1440" w:hanging="480"/>
+        <w:ind w:left="1440" w:hanging="360"/>
       </w:pPr>
     </w:lvl>
     <w:lvl w:ilvl="2">
@@ -4409,7 +4363,7 @@
       <w:lvlText w:val="%3."/>
       <w:lvlJc w:val="left"/>
       <w:pPr>
-        <w:ind w:left="2160" w:hanging="480"/>
+        <w:ind w:left="2160" w:hanging="360"/>
       </w:pPr>
     </w:lvl>
     <w:lvl w:ilvl="3">
@@ -4418,7 +4372,7 @@
       <w:lvlText w:val="%4."/>
       <w:lvlJc w:val="left"/>
       <w:pPr>
-        <w:ind w:left="2880" w:hanging="480"/>
+        <w:ind w:left="2880" w:hanging="360"/>
       </w:pPr>
     </w:lvl>
     <w:lvl w:ilvl="4">
@@ -4427,7 +4381,7 @@
       <w:lvlText w:val="%5."/>
       <w:lvlJc w:val="left"/>
       <w:pPr>
-        <w:ind w:left="3600" w:hanging="480"/>
+        <w:ind w:left="3600" w:hanging="360"/>
       </w:pPr>
     </w:lvl>
     <w:lvl w:ilvl="5">
@@ -4436,7 +4390,7 @@
       <w:lvlText w:val="%6."/>
       <w:lvlJc w:val="left"/>
       <w:pPr>
-        <w:ind w:left="4320" w:hanging="480"/>
+        <w:ind w:left="4320" w:hanging="360"/>
       </w:pPr>
     </w:lvl>
     <w:lvl w:ilvl="6">
@@ -4445,7 +4399,7 @@
       <w:lvlText w:val="%7."/>
       <w:lvlJc w:val="left"/>
       <w:pPr>
-        <w:ind w:left="5040" w:hanging="480"/>
+        <w:ind w:left="5040" w:hanging="360"/>
       </w:pPr>
     </w:lvl>
     <w:lvl w:ilvl="7">
@@ -4454,7 +4408,7 @@
       <w:lvlText w:val="%8."/>
       <w:lvlJc w:val="left"/>
       <w:pPr>
-        <w:ind w:left="5760" w:hanging="480"/>
+        <w:ind w:left="5760" w:hanging="360"/>
       </w:pPr>
     </w:lvl>
     <w:lvl w:ilvl="8">
@@ -4463,7 +4417,7 @@
       <w:lvlText w:val="%9."/>
       <w:lvlJc w:val="left"/>
       <w:pPr>
-        <w:ind w:left="6480" w:hanging="480"/>
+        <w:ind w:left="6480" w:hanging="360"/>
       </w:pPr>
     </w:lvl>
   </w:abstractNum>
@@ -5201,8 +5155,8 @@
     <w:name w:val="KeywordTok"/>
     <w:basedOn w:val="VerbatimChar"/>
     <w:rPr>
+      <w:b/>
       <w:color w:val="007020"/>
-      <w:b/>
     </w:rPr>
   </w:style>
   <w:style w:type="character" w:customStyle="1" w:styleId="DataTypeTok">
@@ -5279,42 +5233,42 @@
     <w:name w:val="ImportTok"/>
     <w:basedOn w:val="VerbatimChar"/>
     <w:rPr>
+      <w:b/>
       <w:color w:val="008000"/>
-      <w:b/>
     </w:rPr>
   </w:style>
   <w:style w:type="character" w:customStyle="1" w:styleId="CommentTok">
     <w:name w:val="CommentTok"/>
     <w:basedOn w:val="VerbatimChar"/>
     <w:rPr>
+      <w:i/>
       <w:color w:val="60a0b0"/>
-      <w:i/>
     </w:rPr>
   </w:style>
   <w:style w:type="character" w:customStyle="1" w:styleId="DocumentationTok">
     <w:name w:val="DocumentationTok"/>
     <w:basedOn w:val="VerbatimChar"/>
     <w:rPr>
+      <w:i/>
       <w:color w:val="ba2121"/>
-      <w:i/>
     </w:rPr>
   </w:style>
   <w:style w:type="character" w:customStyle="1" w:styleId="AnnotationTok">
     <w:name w:val="AnnotationTok"/>
     <w:basedOn w:val="VerbatimChar"/>
     <w:rPr>
-      <w:color w:val="60a0b0"/>
       <w:b/>
       <w:i/>
+      <w:color w:val="60a0b0"/>
     </w:rPr>
   </w:style>
   <w:style w:type="character" w:customStyle="1" w:styleId="CommentVarTok">
     <w:name w:val="CommentVarTok"/>
     <w:basedOn w:val="VerbatimChar"/>
     <w:rPr>
-      <w:color w:val="60a0b0"/>
       <w:b/>
       <w:i/>
+      <w:color w:val="60a0b0"/>
     </w:rPr>
   </w:style>
   <w:style w:type="character" w:customStyle="1" w:styleId="OtherTok">
@@ -5342,8 +5296,8 @@
     <w:name w:val="ControlFlowTok"/>
     <w:basedOn w:val="VerbatimChar"/>
     <w:rPr>
+      <w:b/>
       <w:color w:val="007020"/>
-      <w:b/>
     </w:rPr>
   </w:style>
   <w:style w:type="character" w:customStyle="1" w:styleId="OperatorTok">
@@ -5388,34 +5342,34 @@
     <w:name w:val="InformationTok"/>
     <w:basedOn w:val="VerbatimChar"/>
     <w:rPr>
-      <w:color w:val="60a0b0"/>
       <w:b/>
       <w:i/>
+      <w:color w:val="60a0b0"/>
     </w:rPr>
   </w:style>
   <w:style w:type="character" w:customStyle="1" w:styleId="WarningTok">
     <w:name w:val="WarningTok"/>
     <w:basedOn w:val="VerbatimChar"/>
     <w:rPr>
-      <w:color w:val="60a0b0"/>
       <w:b/>
       <w:i/>
+      <w:color w:val="60a0b0"/>
     </w:rPr>
   </w:style>
   <w:style w:type="character" w:customStyle="1" w:styleId="AlertTok">
     <w:name w:val="AlertTok"/>
     <w:basedOn w:val="VerbatimChar"/>
     <w:rPr>
+      <w:b/>
       <w:color w:val="ff0000"/>
-      <w:b/>
     </w:rPr>
   </w:style>
   <w:style w:type="character" w:customStyle="1" w:styleId="ErrorTok">
     <w:name w:val="ErrorTok"/>
     <w:basedOn w:val="VerbatimChar"/>
     <w:rPr>
+      <w:b/>
       <w:color w:val="ff0000"/>
-      <w:b/>
     </w:rPr>
   </w:style>
   <w:style w:type="character" w:customStyle="1" w:styleId="NormalTok">

--- a/docs/exports/20-GAMEKIT.docx
+++ b/docs/exports/20-GAMEKIT.docx
@@ -24,133 +24,133 @@
       </w:pPr>
       <w:r>
         <w:rPr>
+          <w:iCs/>
           <w:i/>
+        </w:rPr>
+        <w:t xml:space="preserve">The reference of</w:t>
+      </w:r>
+      <w:r>
+        <w:rPr>
           <w:iCs/>
-        </w:rPr>
-        <w:t xml:space="preserve">The reference of</w:t>
-      </w:r>
-      <w:r>
-        <w:rPr>
           <w:i/>
+        </w:rPr>
+        <w:t xml:space="preserve"> </w:t>
+      </w:r>
+      <w:r>
+        <w:rPr>
+          <w:bCs/>
+          <w:b/>
           <w:iCs/>
-        </w:rPr>
-        <w:t xml:space="preserve"> </w:t>
-      </w:r>
-      <w:r>
-        <w:rPr>
-          <w:b/>
-          <w:bCs/>
           <w:i/>
+        </w:rPr>
+        <w:t xml:space="preserve">GameKit</w:t>
+      </w:r>
+      <w:r>
+        <w:rPr>
           <w:iCs/>
-        </w:rPr>
-        <w:t xml:space="preserve">GameKit</w:t>
-      </w:r>
-      <w:r>
-        <w:rPr>
           <w:i/>
+        </w:rPr>
+        <w:t xml:space="preserve"> </w:t>
+      </w:r>
+      <w:r>
+        <w:rPr>
           <w:iCs/>
-        </w:rPr>
-        <w:t xml:space="preserve"> </w:t>
-      </w:r>
-      <w:r>
-        <w:rPr>
           <w:i/>
+        </w:rPr>
+        <w:t xml:space="preserve">(</w:t>
+      </w:r>
+      <w:r>
+        <w:rPr>
+          <w:rStyle w:val="VerbatimChar"/>
           <w:iCs/>
-        </w:rPr>
-        <w:t xml:space="preserve">(</w:t>
+          <w:i/>
+        </w:rPr>
+        <w:t xml:space="preserve">SD:/lib/gamekit.so</w:t>
+      </w:r>
+      <w:r>
+        <w:rPr>
+          <w:iCs/>
+          <w:i/>
+        </w:rPr>
+        <w:t xml:space="preserve">,</w:t>
+      </w:r>
+      <w:r>
+        <w:rPr>
+          <w:iCs/>
+          <w:i/>
+        </w:rPr>
+        <w:t xml:space="preserve"> </w:t>
       </w:r>
       <w:r>
         <w:rPr>
           <w:rStyle w:val="VerbatimChar"/>
+          <w:iCs/>
           <w:i/>
+        </w:rPr>
+        <w:t xml:space="preserve">user/Kits/gamekit</w:t>
+      </w:r>
+      <w:r>
+        <w:rPr>
           <w:iCs/>
-        </w:rPr>
-        <w:t xml:space="preserve">SD:/lib/gamekit.so</w:t>
-      </w:r>
-      <w:r>
-        <w:rPr>
           <w:i/>
+        </w:rPr>
+        <w:t xml:space="preserve">): what it is for, how a program uses it, and every operation it exposes. The operations' part is made from the kit's headers by</w:t>
+      </w:r>
+      <w:r>
+        <w:rPr>
           <w:iCs/>
-        </w:rPr>
-        <w:t xml:space="preserve">,</w:t>
-      </w:r>
-      <w:r>
-        <w:rPr>
           <w:i/>
+        </w:rPr>
+        <w:t xml:space="preserve"> </w:t>
+      </w:r>
+      <w:r>
+        <w:rPr>
+          <w:rStyle w:val="VerbatimChar"/>
           <w:iCs/>
-        </w:rPr>
-        <w:t xml:space="preserve"> </w:t>
-      </w:r>
-      <w:r>
-        <w:rPr>
-          <w:rStyle w:val="VerbatimChar"/>
           <w:i/>
+        </w:rPr>
+        <w:t xml:space="preserve">tools/docgen/kitdocs.py</w:t>
+      </w:r>
+      <w:r>
+        <w:rPr>
           <w:iCs/>
-        </w:rPr>
-        <w:t xml:space="preserve">user/Kits/gamekit</w:t>
-      </w:r>
-      <w:r>
-        <w:rPr>
           <w:i/>
+        </w:rPr>
+        <w:t xml:space="preserve"> </w:t>
+      </w:r>
+      <w:r>
+        <w:rPr>
           <w:iCs/>
-        </w:rPr>
-        <w:t xml:space="preserve">): what it is for, how a program uses it, and every operation it exposes. The operations' part is made from the kit's headers by</w:t>
-      </w:r>
-      <w:r>
-        <w:rPr>
           <w:i/>
+        </w:rPr>
+        <w:t xml:space="preserve">— the headers are the source. Overview of all the kits:</w:t>
+      </w:r>
+      <w:r>
+        <w:rPr>
           <w:iCs/>
-        </w:rPr>
-        <w:t xml:space="preserve"> </w:t>
-      </w:r>
-      <w:r>
-        <w:rPr>
-          <w:rStyle w:val="VerbatimChar"/>
           <w:i/>
-          <w:iCs/>
-        </w:rPr>
-        <w:t xml:space="preserve">tools/docgen/kitdocs.py</w:t>
-      </w:r>
-      <w:r>
-        <w:rPr>
-          <w:i/>
-          <w:iCs/>
-        </w:rPr>
-        <w:t xml:space="preserve"> </w:t>
-      </w:r>
-      <w:r>
-        <w:rPr>
-          <w:i/>
-          <w:iCs/>
-        </w:rPr>
-        <w:t xml:space="preserve">— the headers are the source. Overview of all the kits:</w:t>
-      </w:r>
-      <w:r>
-        <w:rPr>
-          <w:i/>
-          <w:iCs/>
-        </w:rPr>
-        <w:t xml:space="preserve"> </w:t>
-      </w:r>
-      <w:hyperlink r:id="rId18">
+        </w:rPr>
+        <w:t xml:space="preserve"> </w:t>
+      </w:r>
+      <w:hyperlink r:id="rId20">
         <w:r>
           <w:rPr>
             <w:rStyle w:val="Hyperlink"/>
+            <w:iCs/>
             <w:i/>
-            <w:iCs/>
           </w:rPr>
           <w:t xml:space="preserve">The Kits</w:t>
         </w:r>
       </w:hyperlink>
       <w:r>
         <w:rPr>
+          <w:iCs/>
           <w:i/>
-          <w:iCs/>
         </w:rPr>
         <w:t xml:space="preserve">.</w:t>
       </w:r>
     </w:p>
-    <w:bookmarkStart w:id="19" w:name="contents"/>
+    <w:bookmarkStart w:id="21" w:name="contents"/>
     <w:p>
       <w:pPr>
         <w:pStyle w:val="Heading2"/>
@@ -161,11 +161,11 @@
     </w:p>
     <w:p>
       <w:pPr>
-        <w:pStyle w:val="Compact"/>
         <w:numPr>
           <w:ilvl w:val="0"/>
           <w:numId w:val="1001"/>
         </w:numPr>
+        <w:pStyle w:val="Compact"/>
       </w:pPr>
       <w:hyperlink w:anchor="what-it-is">
         <w:r>
@@ -178,11 +178,11 @@
     </w:p>
     <w:p>
       <w:pPr>
-        <w:pStyle w:val="Compact"/>
         <w:numPr>
           <w:ilvl w:val="0"/>
           <w:numId w:val="1001"/>
         </w:numPr>
+        <w:pStyle w:val="Compact"/>
       </w:pPr>
       <w:hyperlink w:anchor="using-it">
         <w:r>
@@ -195,11 +195,11 @@
     </w:p>
     <w:p>
       <w:pPr>
-        <w:pStyle w:val="Compact"/>
         <w:numPr>
           <w:ilvl w:val="0"/>
           <w:numId w:val="1001"/>
         </w:numPr>
+        <w:pStyle w:val="Compact"/>
       </w:pPr>
       <w:hyperlink w:anchor="index">
         <w:r>
@@ -212,11 +212,11 @@
     </w:p>
     <w:p>
       <w:pPr>
-        <w:pStyle w:val="Compact"/>
         <w:numPr>
           <w:ilvl w:val="0"/>
           <w:numId w:val="1001"/>
         </w:numPr>
+        <w:pStyle w:val="Compact"/>
       </w:pPr>
       <w:hyperlink w:anchor="gamekitgamekith">
         <w:r>
@@ -234,8 +234,8 @@
         </w:pict>
       </w:r>
     </w:p>
-    <w:bookmarkEnd w:id="19"/>
-    <w:bookmarkStart w:id="20" w:name="what-it-is"/>
+    <w:bookmarkEnd w:id="21"/>
+    <w:bookmarkStart w:id="22" w:name="what-it-is"/>
     <w:p>
       <w:pPr>
         <w:pStyle w:val="Heading2"/>
@@ -269,6 +269,7 @@
         <w:tblStyle w:val="Table"/>
         <w:tblW w:type="auto" w:w="0"/>
         <w:tblLook w:firstRow="1" w:lastRow="0" w:firstColumn="0" w:lastColumn="0" w:noHBand="0" w:noVBand="0" w:val="0020"/>
+        <w:jc w:val="start"/>
       </w:tblPr>
       <w:tblGrid>
         <w:gridCol w:w="3960"/>
@@ -276,7 +277,7 @@
       </w:tblGrid>
       <w:tr>
         <w:trPr>
-          <w:tblHeader w:val="on"/>
+          <w:tblHeader w:val="true"/>
         </w:trPr>
         <w:tc>
           <w:tcPr/>
@@ -301,6 +302,7 @@
           <w:p>
             <w:pPr>
               <w:pStyle w:val="Compact"/>
+              <w:jc w:val="left"/>
             </w:pPr>
             <w:r>
               <w:t xml:space="preserve">Include</w:t>
@@ -312,6 +314,7 @@
           <w:p>
             <w:pPr>
               <w:pStyle w:val="Compact"/>
+              <w:jc w:val="left"/>
             </w:pPr>
             <w:r>
               <w:rPr>
@@ -328,6 +331,7 @@
           <w:p>
             <w:pPr>
               <w:pStyle w:val="Compact"/>
+              <w:jc w:val="left"/>
             </w:pPr>
             <w:r>
               <w:t xml:space="preserve">Link</w:t>
@@ -339,6 +343,7 @@
           <w:p>
             <w:pPr>
               <w:pStyle w:val="Compact"/>
+              <w:jc w:val="left"/>
             </w:pPr>
             <w:r>
               <w:rPr>
@@ -376,6 +381,7 @@
           <w:p>
             <w:pPr>
               <w:pStyle w:val="Compact"/>
+              <w:jc w:val="left"/>
             </w:pPr>
             <w:r>
               <w:t xml:space="preserve">Library</w:t>
@@ -387,6 +393,7 @@
           <w:p>
             <w:pPr>
               <w:pStyle w:val="Compact"/>
+              <w:jc w:val="left"/>
             </w:pPr>
             <w:r>
               <w:rPr>
@@ -418,6 +425,7 @@
           <w:p>
             <w:pPr>
               <w:pStyle w:val="Compact"/>
+              <w:jc w:val="left"/>
             </w:pPr>
             <w:r>
               <w:t xml:space="preserve">Sources</w:t>
@@ -429,6 +437,7 @@
           <w:p>
             <w:pPr>
               <w:pStyle w:val="Compact"/>
+              <w:jc w:val="left"/>
             </w:pPr>
             <w:r>
               <w:rPr>
@@ -440,8 +449,8 @@
         </w:tc>
       </w:tr>
     </w:tbl>
-    <w:bookmarkEnd w:id="20"/>
-    <w:bookmarkStart w:id="21" w:name="using-it"/>
+    <w:bookmarkEnd w:id="22"/>
+    <w:bookmarkStart w:id="23" w:name="using-it"/>
     <w:p>
       <w:pPr>
         <w:pStyle w:val="Heading2"/>
@@ -462,34 +471,92 @@
       </w:r>
       <w:r>
         <w:rPr>
+          <w:bCs/>
           <w:b/>
+        </w:rPr>
+        <w:t xml:space="preserve">the consoles</w:t>
+      </w:r>
+      <w:r>
+        <w:t xml:space="preserve"> </w:t>
+      </w:r>
+      <w:r>
+        <w:t xml:space="preserve">the installed emulators play</w:t>
+      </w:r>
+      <w:r>
+        <w:t xml:space="preserve"> </w:t>
+      </w:r>
+      <w:r>
+        <w:t xml:space="preserve">(each emulator's</w:t>
+      </w:r>
+      <w:r>
+        <w:t xml:space="preserve"> </w:t>
+      </w:r>
+      <w:r>
+        <w:rPr>
+          <w:rStyle w:val="VerbatimChar"/>
+        </w:rPr>
+        <w:t xml:space="preserve">app.txt</w:t>
+      </w:r>
+      <w:r>
+        <w:t xml:space="preserve">:</w:t>
+      </w:r>
+      <w:r>
+        <w:t xml:space="preserve"> </w:t>
+      </w:r>
+      <w:r>
+        <w:rPr>
+          <w:rStyle w:val="VerbatimChar"/>
+        </w:rPr>
+        <w:t xml:space="preserve">games = Game Boy Color: gbc; Game Boy: gb</w:t>
+      </w:r>
+      <w:r>
+        <w:t xml:space="preserve">,</w:t>
+      </w:r>
+      <w:r>
+        <w:t xml:space="preserve"> </w:t>
+      </w:r>
+      <w:r>
+        <w:rPr>
+          <w:rStyle w:val="VerbatimChar"/>
+        </w:rPr>
+        <w:t xml:space="preserve">order = 50</w:t>
+      </w:r>
+      <w:r>
+        <w:t xml:space="preserve"> </w:t>
+      </w:r>
+      <w:r>
+        <w:t xml:space="preserve">— an emulator's package</w:t>
+      </w:r>
+      <w:r>
+        <w:t xml:space="preserve"> </w:t>
+      </w:r>
+      <w:r>
+        <w:t xml:space="preserve">installed, its console appears),</w:t>
+      </w:r>
+      <w:r>
+        <w:t xml:space="preserve"> </w:t>
+      </w:r>
+      <w:r>
+        <w:rPr>
           <w:bCs/>
-        </w:rPr>
-        <w:t xml:space="preserve">the consoles</w:t>
-      </w:r>
-      <w:r>
-        <w:t xml:space="preserve"> </w:t>
-      </w:r>
-      <w:r>
-        <w:t xml:space="preserve">the installed emulators play</w:t>
-      </w:r>
-      <w:r>
-        <w:t xml:space="preserve"> </w:t>
-      </w:r>
-      <w:r>
-        <w:t xml:space="preserve">(each emulator's</w:t>
-      </w:r>
-      <w:r>
-        <w:t xml:space="preserve"> </w:t>
+          <w:b/>
+        </w:rPr>
+        <w:t xml:space="preserve">the watched folders</w:t>
+      </w:r>
+      <w:r>
+        <w:t xml:space="preserve"> </w:t>
+      </w:r>
+      <w:r>
+        <w:t xml:space="preserve">(</w:t>
       </w:r>
       <w:r>
         <w:rPr>
           <w:rStyle w:val="VerbatimChar"/>
         </w:rPr>
-        <w:t xml:space="preserve">app.txt</w:t>
-      </w:r>
-      <w:r>
-        <w:t xml:space="preserve">:</w:t>
+        <w:t xml:space="preserve">SD:/apps/gamelib.app/config.ini</w:t>
+      </w:r>
+      <w:r>
+        <w:t xml:space="preserve">, one</w:t>
       </w:r>
       <w:r>
         <w:t xml:space="preserve"> </w:t>
@@ -498,10 +565,13 @@
         <w:rPr>
           <w:rStyle w:val="VerbatimChar"/>
         </w:rPr>
-        <w:t xml:space="preserve">games = Game Boy Color: gbc; Game Boy: gb</w:t>
-      </w:r>
-      <w:r>
-        <w:t xml:space="preserve">,</w:t>
+        <w:t xml:space="preserve">folder =</w:t>
+      </w:r>
+      <w:r>
+        <w:t xml:space="preserve"> </w:t>
+      </w:r>
+      <w:r>
+        <w:t xml:space="preserve">line each;</w:t>
       </w:r>
       <w:r>
         <w:t xml:space="preserve"> </w:t>
@@ -510,143 +580,82 @@
         <w:rPr>
           <w:rStyle w:val="VerbatimChar"/>
         </w:rPr>
-        <w:t xml:space="preserve">order = 50</w:t>
-      </w:r>
-      <w:r>
-        <w:t xml:space="preserve"> </w:t>
-      </w:r>
-      <w:r>
-        <w:t xml:space="preserve">— an emulator's package</w:t>
-      </w:r>
-      <w:r>
-        <w:t xml:space="preserve"> </w:t>
-      </w:r>
-      <w:r>
-        <w:t xml:space="preserve">installed, its console appears),</w:t>
-      </w:r>
-      <w:r>
-        <w:t xml:space="preserve"> </w:t>
-      </w:r>
-      <w:r>
-        <w:rPr>
+        <w:t xml:space="preserve">SD:/roms</w:t>
+      </w:r>
+      <w:r>
+        <w:t xml:space="preserve"> </w:t>
+      </w:r>
+      <w:r>
+        <w:t xml:space="preserve">when none is said),</w:t>
+      </w:r>
+      <w:r>
+        <w:t xml:space="preserve"> </w:t>
+      </w:r>
+      <w:r>
+        <w:rPr>
+          <w:bCs/>
           <w:b/>
+        </w:rPr>
+        <w:t xml:space="preserve">the ROMs</w:t>
+      </w:r>
+      <w:r>
+        <w:t xml:space="preserve"> </w:t>
+      </w:r>
+      <w:r>
+        <w:t xml:space="preserve">found in them and their sub-folders by their extension — sorted by console,</w:t>
+      </w:r>
+      <w:r>
+        <w:t xml:space="preserve"> </w:t>
+      </w:r>
+      <w:r>
+        <w:t xml:space="preserve">then by name, each with a name to show (</w:t>
+      </w:r>
+      <w:r>
+        <w:rPr>
+          <w:rStyle w:val="VerbatimChar"/>
+        </w:rPr>
+        <w:t xml:space="preserve">ZeldaOracleOfSeason.gbc</w:t>
+      </w:r>
+      <w:r>
+        <w:t xml:space="preserve"> </w:t>
+      </w:r>
+      <w:r>
+        <w:t xml:space="preserve">→</w:t>
+      </w:r>
+      <w:r>
+        <w:t xml:space="preserve"> </w:t>
+      </w:r>
+      <w:r>
+        <w:rPr>
+          <w:iCs/>
+          <w:i/>
+        </w:rPr>
+        <w:t xml:space="preserve">Zelda Oracle Of Season</w:t>
+      </w:r>
+      <w:r>
+        <w:t xml:space="preserve">) — and</w:t>
+      </w:r>
+      <w:r>
+        <w:t xml:space="preserve"> </w:t>
+      </w:r>
+      <w:r>
+        <w:rPr>
           <w:bCs/>
-        </w:rPr>
-        <w:t xml:space="preserve">the watched folders</w:t>
-      </w:r>
-      <w:r>
-        <w:t xml:space="preserve"> </w:t>
-      </w:r>
-      <w:r>
-        <w:t xml:space="preserve">(</w:t>
-      </w:r>
-      <w:r>
-        <w:rPr>
-          <w:rStyle w:val="VerbatimChar"/>
-        </w:rPr>
-        <w:t xml:space="preserve">SD:/apps/gamelib.app/config.ini</w:t>
-      </w:r>
-      <w:r>
-        <w:t xml:space="preserve">, one</w:t>
-      </w:r>
-      <w:r>
-        <w:t xml:space="preserve"> </w:t>
-      </w:r>
-      <w:r>
-        <w:rPr>
-          <w:rStyle w:val="VerbatimChar"/>
-        </w:rPr>
-        <w:t xml:space="preserve">folder =</w:t>
-      </w:r>
-      <w:r>
-        <w:t xml:space="preserve"> </w:t>
-      </w:r>
-      <w:r>
-        <w:t xml:space="preserve">line each;</w:t>
-      </w:r>
-      <w:r>
-        <w:t xml:space="preserve"> </w:t>
-      </w:r>
-      <w:r>
-        <w:rPr>
-          <w:rStyle w:val="VerbatimChar"/>
-        </w:rPr>
-        <w:t xml:space="preserve">SD:/roms</w:t>
-      </w:r>
-      <w:r>
-        <w:t xml:space="preserve"> </w:t>
-      </w:r>
-      <w:r>
-        <w:t xml:space="preserve">when none is said),</w:t>
-      </w:r>
-      <w:r>
-        <w:t xml:space="preserve"> </w:t>
-      </w:r>
-      <w:r>
-        <w:rPr>
           <w:b/>
+        </w:rPr>
+        <w:t xml:space="preserve">their</w:t>
+      </w:r>
+      <w:r>
+        <w:rPr>
           <w:bCs/>
-        </w:rPr>
-        <w:t xml:space="preserve">the ROMs</w:t>
-      </w:r>
-      <w:r>
-        <w:t xml:space="preserve"> </w:t>
-      </w:r>
-      <w:r>
-        <w:t xml:space="preserve">found in them and their sub-folders by their extension — sorted by console,</w:t>
-      </w:r>
-      <w:r>
-        <w:t xml:space="preserve"> </w:t>
-      </w:r>
-      <w:r>
-        <w:t xml:space="preserve">then by name, each with a name to show (</w:t>
-      </w:r>
-      <w:r>
-        <w:rPr>
-          <w:rStyle w:val="VerbatimChar"/>
-        </w:rPr>
-        <w:t xml:space="preserve">ZeldaOracleOfSeason.gbc</w:t>
-      </w:r>
-      <w:r>
-        <w:t xml:space="preserve"> </w:t>
-      </w:r>
-      <w:r>
-        <w:t xml:space="preserve">→</w:t>
-      </w:r>
-      <w:r>
-        <w:t xml:space="preserve"> </w:t>
-      </w:r>
-      <w:r>
-        <w:rPr>
-          <w:i/>
-          <w:iCs/>
-        </w:rPr>
-        <w:t xml:space="preserve">Zelda Oracle Of Season</w:t>
-      </w:r>
-      <w:r>
-        <w:t xml:space="preserve">) — and</w:t>
-      </w:r>
-      <w:r>
-        <w:t xml:space="preserve"> </w:t>
-      </w:r>
-      <w:r>
-        <w:rPr>
           <w:b/>
+        </w:rPr>
+        <w:t xml:space="preserve"> </w:t>
+      </w:r>
+      <w:r>
+        <w:rPr>
           <w:bCs/>
-        </w:rPr>
-        <w:t xml:space="preserve">their</w:t>
-      </w:r>
-      <w:r>
-        <w:rPr>
           <w:b/>
-          <w:bCs/>
-        </w:rPr>
-        <w:t xml:space="preserve"> </w:t>
-      </w:r>
-      <w:r>
-        <w:rPr>
-          <w:b/>
-          <w:bCs/>
         </w:rPr>
         <w:t xml:space="preserve">pictures</w:t>
       </w:r>
@@ -690,8 +699,8 @@
       </w:pPr>
       <w:r>
         <w:rPr>
+          <w:bCs/>
           <w:b/>
-          <w:bCs/>
         </w:rPr>
         <w:t xml:space="preserve">Every Game Boy Advance game, its picture</w:t>
       </w:r>
@@ -1663,8 +1672,8 @@
         <w:t xml:space="preserve">.</w:t>
       </w:r>
     </w:p>
-    <w:bookmarkEnd w:id="21"/>
-    <w:bookmarkStart w:id="22" w:name="index"/>
+    <w:bookmarkEnd w:id="23"/>
+    <w:bookmarkStart w:id="24" w:name="index"/>
     <w:p>
       <w:pPr>
         <w:pStyle w:val="Heading2"/>
@@ -1686,6 +1695,7 @@
         <w:tblStyle w:val="Table"/>
         <w:tblW w:type="auto" w:w="0"/>
         <w:tblLook w:firstRow="1" w:lastRow="0" w:firstColumn="0" w:lastColumn="0" w:noHBand="0" w:noVBand="0" w:val="0020"/>
+        <w:jc w:val="start"/>
       </w:tblPr>
       <w:tblGrid>
         <w:gridCol w:w="2640"/>
@@ -1694,13 +1704,14 @@
       </w:tblGrid>
       <w:tr>
         <w:trPr>
-          <w:tblHeader w:val="on"/>
+          <w:tblHeader w:val="true"/>
         </w:trPr>
         <w:tc>
           <w:tcPr/>
           <w:p>
             <w:pPr>
               <w:pStyle w:val="Compact"/>
+              <w:jc w:val="left"/>
             </w:pPr>
             <w:r>
               <w:t xml:space="preserve">Name</w:t>
@@ -1712,6 +1723,7 @@
           <w:p>
             <w:pPr>
               <w:pStyle w:val="Compact"/>
+              <w:jc w:val="left"/>
             </w:pPr>
             <w:r>
               <w:t xml:space="preserve">What it does</w:t>
@@ -1723,6 +1735,7 @@
           <w:p>
             <w:pPr>
               <w:pStyle w:val="Compact"/>
+              <w:jc w:val="left"/>
             </w:pPr>
             <w:r>
               <w:t xml:space="preserve">Header</w:t>
@@ -1736,6 +1749,7 @@
           <w:p>
             <w:pPr>
               <w:pStyle w:val="Compact"/>
+              <w:jc w:val="left"/>
             </w:pPr>
             <w:r>
               <w:rPr>
@@ -1750,6 +1764,7 @@
           <w:p>
             <w:pPr>
               <w:pStyle w:val="Compact"/>
+              <w:jc w:val="left"/>
             </w:pPr>
             <w:r>
               <w:t xml:space="preserve">(a type)</w:t>
@@ -1761,6 +1776,7 @@
           <w:p>
             <w:pPr>
               <w:pStyle w:val="Compact"/>
+              <w:jc w:val="left"/>
             </w:pPr>
             <w:r>
               <w:rPr>
@@ -1777,6 +1793,7 @@
           <w:p>
             <w:pPr>
               <w:pStyle w:val="Compact"/>
+              <w:jc w:val="left"/>
             </w:pPr>
             <w:r>
               <w:rPr>
@@ -1791,6 +1808,7 @@
           <w:p>
             <w:pPr>
               <w:pStyle w:val="Compact"/>
+              <w:jc w:val="left"/>
             </w:pPr>
             <w:r>
               <w:t xml:space="preserve">(a type)</w:t>
@@ -1802,6 +1820,7 @@
           <w:p>
             <w:pPr>
               <w:pStyle w:val="Compact"/>
+              <w:jc w:val="left"/>
             </w:pPr>
             <w:r>
               <w:rPr>
@@ -1818,6 +1837,7 @@
           <w:p>
             <w:pPr>
               <w:pStyle w:val="Compact"/>
+              <w:jc w:val="left"/>
             </w:pPr>
             <w:r>
               <w:rPr>
@@ -1832,6 +1852,7 @@
           <w:p>
             <w:pPr>
               <w:pStyle w:val="Compact"/>
+              <w:jc w:val="left"/>
             </w:pPr>
             <w:r>
               <w:t xml:space="preserve">The consoles of the installed emulators (SD:/apps/*.app/app.txt with a</w:t>
@@ -1858,6 +1879,7 @@
           <w:p>
             <w:pPr>
               <w:pStyle w:val="Compact"/>
+              <w:jc w:val="left"/>
             </w:pPr>
             <w:r>
               <w:rPr>
@@ -1874,6 +1896,7 @@
           <w:p>
             <w:pPr>
               <w:pStyle w:val="Compact"/>
+              <w:jc w:val="left"/>
             </w:pPr>
             <w:r>
               <w:rPr>
@@ -1888,6 +1911,7 @@
           <w:p>
             <w:pPr>
               <w:pStyle w:val="Compact"/>
+              <w:jc w:val="left"/>
             </w:pPr>
             <w:r>
               <w:t xml:space="preserve">The watched folders (GAMES_CONFIG</w:t>
@@ -1899,6 +1923,7 @@
           <w:p>
             <w:pPr>
               <w:pStyle w:val="Compact"/>
+              <w:jc w:val="left"/>
             </w:pPr>
             <w:r>
               <w:rPr>
@@ -1915,6 +1940,7 @@
           <w:p>
             <w:pPr>
               <w:pStyle w:val="Compact"/>
+              <w:jc w:val="left"/>
             </w:pPr>
             <w:r>
               <w:rPr>
@@ -1929,6 +1955,7 @@
           <w:p>
             <w:pPr>
               <w:pStyle w:val="Compact"/>
+              <w:jc w:val="left"/>
             </w:pPr>
             <w:r>
               <w:t xml:space="preserve">The watched folders written (GAMES_CONFIG</w:t>
@@ -1940,6 +1967,7 @@
           <w:p>
             <w:pPr>
               <w:pStyle w:val="Compact"/>
+              <w:jc w:val="left"/>
             </w:pPr>
             <w:r>
               <w:rPr>
@@ -1956,6 +1984,7 @@
           <w:p>
             <w:pPr>
               <w:pStyle w:val="Compact"/>
+              <w:jc w:val="left"/>
             </w:pPr>
             <w:r>
               <w:rPr>
@@ -1970,6 +1999,7 @@
           <w:p>
             <w:pPr>
               <w:pStyle w:val="Compact"/>
+              <w:jc w:val="left"/>
             </w:pPr>
             <w:r>
               <w:t xml:space="preserve">The console of a file by its extension -&gt; its index in sys, -1 none.</w:t>
@@ -1981,6 +2011,7 @@
           <w:p>
             <w:pPr>
               <w:pStyle w:val="Compact"/>
+              <w:jc w:val="left"/>
             </w:pPr>
             <w:r>
               <w:rPr>
@@ -1997,6 +2028,7 @@
           <w:p>
             <w:pPr>
               <w:pStyle w:val="Compact"/>
+              <w:jc w:val="left"/>
             </w:pPr>
             <w:r>
               <w:rPr>
@@ -2011,6 +2043,7 @@
           <w:p>
             <w:pPr>
               <w:pStyle w:val="Compact"/>
+              <w:jc w:val="left"/>
             </w:pPr>
             <w:r>
               <w:t xml:space="preserve">A file's name to show</w:t>
@@ -2022,6 +2055,7 @@
           <w:p>
             <w:pPr>
               <w:pStyle w:val="Compact"/>
+              <w:jc w:val="left"/>
             </w:pPr>
             <w:r>
               <w:rPr>
@@ -2038,6 +2072,7 @@
           <w:p>
             <w:pPr>
               <w:pStyle w:val="Compact"/>
+              <w:jc w:val="left"/>
             </w:pPr>
             <w:r>
               <w:rPr>
@@ -2052,6 +2087,7 @@
           <w:p>
             <w:pPr>
               <w:pStyle w:val="Compact"/>
+              <w:jc w:val="left"/>
             </w:pPr>
             <w:r>
               <w:t xml:space="preserve">The ROMs of the folders (6 sub-folders deep at most), sorted by console (sys's order) then by name -&gt; how many.</w:t>
@@ -2063,6 +2099,7 @@
           <w:p>
             <w:pPr>
               <w:pStyle w:val="Compact"/>
+              <w:jc w:val="left"/>
             </w:pPr>
             <w:r>
               <w:rPr>
@@ -2079,6 +2116,7 @@
           <w:p>
             <w:pPr>
               <w:pStyle w:val="Compact"/>
+              <w:jc w:val="left"/>
             </w:pPr>
             <w:r>
               <w:rPr>
@@ -2093,6 +2131,7 @@
           <w:p>
             <w:pPr>
               <w:pStyle w:val="Compact"/>
+              <w:jc w:val="left"/>
             </w:pPr>
             <w:r>
               <w:t xml:space="preserve">A game's picture</w:t>
@@ -2104,6 +2143,7 @@
           <w:p>
             <w:pPr>
               <w:pStyle w:val="Compact"/>
+              <w:jc w:val="left"/>
             </w:pPr>
             <w:r>
               <w:rPr>
@@ -2120,6 +2160,7 @@
           <w:p>
             <w:pPr>
               <w:pStyle w:val="Compact"/>
+              <w:jc w:val="left"/>
             </w:pPr>
             <w:r>
               <w:rPr>
@@ -2134,6 +2175,7 @@
           <w:p>
             <w:pPr>
               <w:pStyle w:val="Compact"/>
+              <w:jc w:val="left"/>
             </w:pPr>
             <w:r>
               <w:t xml:space="preserve">A game's picture</w:t>
@@ -2145,6 +2187,7 @@
           <w:p>
             <w:pPr>
               <w:pStyle w:val="Compact"/>
+              <w:jc w:val="left"/>
             </w:pPr>
             <w:r>
               <w:rPr>
@@ -2161,6 +2204,7 @@
           <w:p>
             <w:pPr>
               <w:pStyle w:val="Compact"/>
+              <w:jc w:val="left"/>
             </w:pPr>
             <w:r>
               <w:rPr>
@@ -2175,6 +2219,7 @@
           <w:p>
             <w:pPr>
               <w:pStyle w:val="Compact"/>
+              <w:jc w:val="left"/>
             </w:pPr>
             <w:r>
               <w:t xml:space="preserve">A game's picture</w:t>
@@ -2186,6 +2231,7 @@
           <w:p>
             <w:pPr>
               <w:pStyle w:val="Compact"/>
+              <w:jc w:val="left"/>
             </w:pPr>
             <w:r>
               <w:rPr>
@@ -2204,8 +2250,8 @@
         </w:pict>
       </w:r>
     </w:p>
-    <w:bookmarkEnd w:id="22"/>
-    <w:bookmarkStart w:id="23" w:name="gamekitgamekith"/>
+    <w:bookmarkEnd w:id="24"/>
+    <w:bookmarkStart w:id="25" w:name="gamekitgamekith"/>
     <w:p>
       <w:pPr>
         <w:pStyle w:val="Heading2"/>
@@ -4179,7 +4225,7 @@
         <w:t xml:space="preserve">#endif</w:t>
       </w:r>
     </w:p>
-    <w:bookmarkEnd w:id="23"/>
+    <w:bookmarkEnd w:id="25"/>
     <w:sectPr>
       <w:footerReference r:id="rId9" w:type="default"/>
       <w:footnotePr>
@@ -4261,14 +4307,14 @@
 <file path=word/numbering.xml><?xml version="1.0" encoding="utf-8"?>
 <w:numbering xmlns:w="http://schemas.openxmlformats.org/wordprocessingml/2006/main">
   <w:abstractNum w:abstractNumId="990">
-    <w:nsid w:val="0000A990"/>
+    <w:nsid w:val="A990"/>
     <w:multiLevelType w:val="multilevel"/>
     <w:lvl w:ilvl="0">
       <w:numFmt w:val="bullet"/>
       <w:lvlText w:val=" "/>
       <w:lvlJc w:val="left"/>
       <w:pPr>
-        <w:ind w:left="720" w:hanging="360"/>
+        <w:ind w:left="720" w:hanging="480"/>
       </w:pPr>
     </w:lvl>
     <w:lvl w:ilvl="1">
@@ -4276,7 +4322,7 @@
       <w:lvlText w:val=" "/>
       <w:lvlJc w:val="left"/>
       <w:pPr>
-        <w:ind w:left="1440" w:hanging="360"/>
+        <w:ind w:left="1440" w:hanging="480"/>
       </w:pPr>
     </w:lvl>
     <w:lvl w:ilvl="2">
@@ -4284,7 +4330,7 @@
       <w:lvlText w:val=" "/>
       <w:lvlJc w:val="left"/>
       <w:pPr>
-        <w:ind w:left="2160" w:hanging="360"/>
+        <w:ind w:left="2160" w:hanging="480"/>
       </w:pPr>
     </w:lvl>
     <w:lvl w:ilvl="3">
@@ -4292,7 +4338,7 @@
       <w:lvlText w:val=" "/>
       <w:lvlJc w:val="left"/>
       <w:pPr>
-        <w:ind w:left="2880" w:hanging="360"/>
+        <w:ind w:left="2880" w:hanging="480"/>
       </w:pPr>
     </w:lvl>
     <w:lvl w:ilvl="4">
@@ -4300,7 +4346,7 @@
       <w:lvlText w:val=" "/>
       <w:lvlJc w:val="left"/>
       <w:pPr>
-        <w:ind w:left="3600" w:hanging="360"/>
+        <w:ind w:left="3600" w:hanging="480"/>
       </w:pPr>
     </w:lvl>
     <w:lvl w:ilvl="5">
@@ -4308,7 +4354,7 @@
       <w:lvlText w:val=" "/>
       <w:lvlJc w:val="left"/>
       <w:pPr>
-        <w:ind w:left="4320" w:hanging="360"/>
+        <w:ind w:left="4320" w:hanging="480"/>
       </w:pPr>
     </w:lvl>
     <w:lvl w:ilvl="6">
@@ -4316,7 +4362,7 @@
       <w:lvlText w:val=" "/>
       <w:lvlJc w:val="left"/>
       <w:pPr>
-        <w:ind w:left="5040" w:hanging="360"/>
+        <w:ind w:left="5040" w:hanging="480"/>
       </w:pPr>
     </w:lvl>
     <w:lvl w:ilvl="7">
@@ -4324,7 +4370,7 @@
       <w:lvlText w:val=" "/>
       <w:lvlJc w:val="left"/>
       <w:pPr>
-        <w:ind w:left="5760" w:hanging="360"/>
+        <w:ind w:left="5760" w:hanging="480"/>
       </w:pPr>
     </w:lvl>
     <w:lvl w:ilvl="8">
@@ -4332,12 +4378,12 @@
       <w:lvlText w:val=" "/>
       <w:lvlJc w:val="left"/>
       <w:pPr>
-        <w:ind w:left="6480" w:hanging="360"/>
+        <w:ind w:left="6480" w:hanging="480"/>
       </w:pPr>
     </w:lvl>
   </w:abstractNum>
   <w:abstractNum w:abstractNumId="99411">
-    <w:nsid w:val="00A99411"/>
+    <w:nsid w:val="A99411"/>
     <w:multiLevelType w:val="multilevel"/>
     <w:lvl w:ilvl="0">
       <w:start w:val="1"/>
@@ -4345,7 +4391,7 @@
       <w:lvlText w:val="%1."/>
       <w:lvlJc w:val="left"/>
       <w:pPr>
-        <w:ind w:left="720" w:hanging="360"/>
+        <w:ind w:left="720" w:hanging="480"/>
       </w:pPr>
     </w:lvl>
     <w:lvl w:ilvl="1">
@@ -4354,7 +4400,7 @@
       <w:lvlText w:val="%2."/>
       <w:lvlJc w:val="left"/>
       <w:pPr>
-        <w:ind w:left="1440" w:hanging="360"/>
+        <w:ind w:left="1440" w:hanging="480"/>
       </w:pPr>
     </w:lvl>
     <w:lvl w:ilvl="2">
@@ -4363,7 +4409,7 @@
       <w:lvlText w:val="%3."/>
       <w:lvlJc w:val="left"/>
       <w:pPr>
-        <w:ind w:left="2160" w:hanging="360"/>
+        <w:ind w:left="2160" w:hanging="480"/>
       </w:pPr>
     </w:lvl>
     <w:lvl w:ilvl="3">
@@ -4372,7 +4418,7 @@
       <w:lvlText w:val="%4."/>
       <w:lvlJc w:val="left"/>
       <w:pPr>
-        <w:ind w:left="2880" w:hanging="360"/>
+        <w:ind w:left="2880" w:hanging="480"/>
       </w:pPr>
     </w:lvl>
     <w:lvl w:ilvl="4">
@@ -4381,7 +4427,7 @@
       <w:lvlText w:val="%5."/>
       <w:lvlJc w:val="left"/>
       <w:pPr>
-        <w:ind w:left="3600" w:hanging="360"/>
+        <w:ind w:left="3600" w:hanging="480"/>
       </w:pPr>
     </w:lvl>
     <w:lvl w:ilvl="5">
@@ -4390,7 +4436,7 @@
       <w:lvlText w:val="%6."/>
       <w:lvlJc w:val="left"/>
       <w:pPr>
-        <w:ind w:left="4320" w:hanging="360"/>
+        <w:ind w:left="4320" w:hanging="480"/>
       </w:pPr>
     </w:lvl>
     <w:lvl w:ilvl="6">
@@ -4399,7 +4445,7 @@
       <w:lvlText w:val="%7."/>
       <w:lvlJc w:val="left"/>
       <w:pPr>
-        <w:ind w:left="5040" w:hanging="360"/>
+        <w:ind w:left="5040" w:hanging="480"/>
       </w:pPr>
     </w:lvl>
     <w:lvl w:ilvl="7">
@@ -4408,7 +4454,7 @@
       <w:lvlText w:val="%8."/>
       <w:lvlJc w:val="left"/>
       <w:pPr>
-        <w:ind w:left="5760" w:hanging="360"/>
+        <w:ind w:left="5760" w:hanging="480"/>
       </w:pPr>
     </w:lvl>
     <w:lvl w:ilvl="8">
@@ -4417,7 +4463,7 @@
       <w:lvlText w:val="%9."/>
       <w:lvlJc w:val="left"/>
       <w:pPr>
-        <w:ind w:left="6480" w:hanging="360"/>
+        <w:ind w:left="6480" w:hanging="480"/>
       </w:pPr>
     </w:lvl>
   </w:abstractNum>
@@ -5155,8 +5201,8 @@
     <w:name w:val="KeywordTok"/>
     <w:basedOn w:val="VerbatimChar"/>
     <w:rPr>
+      <w:color w:val="007020"/>
       <w:b/>
-      <w:color w:val="007020"/>
     </w:rPr>
   </w:style>
   <w:style w:type="character" w:customStyle="1" w:styleId="DataTypeTok">
@@ -5233,42 +5279,42 @@
     <w:name w:val="ImportTok"/>
     <w:basedOn w:val="VerbatimChar"/>
     <w:rPr>
+      <w:color w:val="008000"/>
       <w:b/>
-      <w:color w:val="008000"/>
     </w:rPr>
   </w:style>
   <w:style w:type="character" w:customStyle="1" w:styleId="CommentTok">
     <w:name w:val="CommentTok"/>
     <w:basedOn w:val="VerbatimChar"/>
     <w:rPr>
+      <w:color w:val="60a0b0"/>
       <w:i/>
-      <w:color w:val="60a0b0"/>
     </w:rPr>
   </w:style>
   <w:style w:type="character" w:customStyle="1" w:styleId="DocumentationTok">
     <w:name w:val="DocumentationTok"/>
     <w:basedOn w:val="VerbatimChar"/>
     <w:rPr>
+      <w:color w:val="ba2121"/>
       <w:i/>
-      <w:color w:val="ba2121"/>
     </w:rPr>
   </w:style>
   <w:style w:type="character" w:customStyle="1" w:styleId="AnnotationTok">
     <w:name w:val="AnnotationTok"/>
     <w:basedOn w:val="VerbatimChar"/>
     <w:rPr>
+      <w:color w:val="60a0b0"/>
       <w:b/>
       <w:i/>
-      <w:color w:val="60a0b0"/>
     </w:rPr>
   </w:style>
   <w:style w:type="character" w:customStyle="1" w:styleId="CommentVarTok">
     <w:name w:val="CommentVarTok"/>
     <w:basedOn w:val="VerbatimChar"/>
     <w:rPr>
+      <w:color w:val="60a0b0"/>
       <w:b/>
       <w:i/>
-      <w:color w:val="60a0b0"/>
     </w:rPr>
   </w:style>
   <w:style w:type="character" w:customStyle="1" w:styleId="OtherTok">
@@ -5296,8 +5342,8 @@
     <w:name w:val="ControlFlowTok"/>
     <w:basedOn w:val="VerbatimChar"/>
     <w:rPr>
+      <w:color w:val="007020"/>
       <w:b/>
-      <w:color w:val="007020"/>
     </w:rPr>
   </w:style>
   <w:style w:type="character" w:customStyle="1" w:styleId="OperatorTok">
@@ -5342,34 +5388,34 @@
     <w:name w:val="InformationTok"/>
     <w:basedOn w:val="VerbatimChar"/>
     <w:rPr>
+      <w:color w:val="60a0b0"/>
       <w:b/>
       <w:i/>
-      <w:color w:val="60a0b0"/>
     </w:rPr>
   </w:style>
   <w:style w:type="character" w:customStyle="1" w:styleId="WarningTok">
     <w:name w:val="WarningTok"/>
     <w:basedOn w:val="VerbatimChar"/>
     <w:rPr>
+      <w:color w:val="60a0b0"/>
       <w:b/>
       <w:i/>
-      <w:color w:val="60a0b0"/>
     </w:rPr>
   </w:style>
   <w:style w:type="character" w:customStyle="1" w:styleId="AlertTok">
     <w:name w:val="AlertTok"/>
     <w:basedOn w:val="VerbatimChar"/>
     <w:rPr>
+      <w:color w:val="ff0000"/>
       <w:b/>
-      <w:color w:val="ff0000"/>
     </w:rPr>
   </w:style>
   <w:style w:type="character" w:customStyle="1" w:styleId="ErrorTok">
     <w:name w:val="ErrorTok"/>
     <w:basedOn w:val="VerbatimChar"/>
     <w:rPr>
+      <w:color w:val="ff0000"/>
       <w:b/>
-      <w:color w:val="ff0000"/>
     </w:rPr>
   </w:style>
   <w:style w:type="character" w:customStyle="1" w:styleId="NormalTok">
